--- a/fra/docx/32.content.docx
+++ b/fra/docx/32.content.docx
@@ -803,18 +803,12 @@
         </w:rPr>
         <w:t xml:space="preserve">Dans </w:t>
       </w:r>
-      <w:hyperlink r:id="rId13">
-        <w:r>
-          <w:rPr>
-            <w:lang w:val="fr_FR" w:bidi="fr_FR"/>
-          </w:rPr>
-          <w:rPr>
-            <w:color w:val="0000EE"/>
-            <w:u w:val="single"/>
-          </w:rPr>
-          <w:t>1.17</w:t>
-        </w:r>
-      </w:hyperlink>
+      <w:r>
+        <w:rPr>
+          <w:lang w:val="fr_FR" w:bidi="fr_FR"/>
+        </w:rPr>
+        <w:t>1.17</w:t>
+      </w:r>
       <w:r>
         <w:rPr>
           <w:lang w:val="fr_FR" w:bidi="fr_FR"/>
@@ -2145,18 +2139,12 @@
         </w:rPr>
         <w:t xml:space="preserve"> signifient que Jonas a agi en réponse au commandement de l'Éternel. Cependant, son action a été de désobéir et non d'obéir. Si vos lecteurs ne comprendront pas cela avec cette formulation, vous pouvez exprimer le sens clairement. Vérifiez également comment vous avez traduit cette expression idiomatique dans </w:t>
       </w:r>
-      <w:hyperlink r:id="rId14">
-        <w:r>
-          <w:rPr>
-            <w:lang w:val="fr_FR" w:bidi="fr_FR"/>
-          </w:rPr>
-          <w:rPr>
-            <w:color w:val="0000EE"/>
-            <w:u w:val="single"/>
-          </w:rPr>
-          <w:t>1.2</w:t>
-        </w:r>
-      </w:hyperlink>
+      <w:r>
+        <w:rPr>
+          <w:lang w:val="fr_FR" w:bidi="fr_FR"/>
+        </w:rPr>
+        <w:t>1.2</w:t>
+      </w:r>
       <w:r>
         <w:rPr>
           <w:lang w:val="fr_FR" w:bidi="fr_FR"/>
@@ -4300,72 +4288,48 @@
         </w:rPr>
         <w:t xml:space="preserve">Cette phrase est utilisée comme une expression idiomatique dans </w:t>
       </w:r>
-      <w:hyperlink r:id="rId14">
-        <w:r>
-          <w:rPr>
-            <w:lang w:val="fr_FR" w:bidi="fr_FR"/>
-          </w:rPr>
-          <w:rPr>
-            <w:color w:val="0000EE"/>
-            <w:u w:val="single"/>
-          </w:rPr>
-          <w:t>1.2</w:t>
-        </w:r>
-      </w:hyperlink>
+      <w:r>
+        <w:rPr>
+          <w:lang w:val="fr_FR" w:bidi="fr_FR"/>
+        </w:rPr>
+        <w:t>1.2</w:t>
+      </w:r>
       <w:r>
         <w:rPr>
           <w:lang w:val="fr_FR" w:bidi="fr_FR"/>
         </w:rPr>
         <w:t xml:space="preserve"> et </w:t>
       </w:r>
-      <w:hyperlink r:id="rId15">
-        <w:r>
-          <w:rPr>
-            <w:lang w:val="fr_FR" w:bidi="fr_FR"/>
-          </w:rPr>
-          <w:rPr>
-            <w:color w:val="0000EE"/>
-            <w:u w:val="single"/>
-          </w:rPr>
-          <w:t>1.3</w:t>
-        </w:r>
-      </w:hyperlink>
+      <w:r>
+        <w:rPr>
+          <w:lang w:val="fr_FR" w:bidi="fr_FR"/>
+        </w:rPr>
+        <w:t>1.3</w:t>
+      </w:r>
       <w:r>
         <w:rPr>
           <w:lang w:val="fr_FR" w:bidi="fr_FR"/>
         </w:rPr>
         <w:t xml:space="preserve">, et signifie se préparer à commencer l'activité qui est mentionnée ensuite (par exemple, aller à Ninive dans </w:t>
       </w:r>
-      <w:hyperlink r:id="rId14">
-        <w:r>
-          <w:rPr>
-            <w:lang w:val="fr_FR" w:bidi="fr_FR"/>
-          </w:rPr>
-          <w:rPr>
-            <w:color w:val="0000EE"/>
-            <w:u w:val="single"/>
-          </w:rPr>
-          <w:t>1.2</w:t>
-        </w:r>
-      </w:hyperlink>
+      <w:r>
+        <w:rPr>
+          <w:lang w:val="fr_FR" w:bidi="fr_FR"/>
+        </w:rPr>
+        <w:t>1.2</w:t>
+      </w:r>
       <w:r>
         <w:rPr>
           <w:lang w:val="fr_FR" w:bidi="fr_FR"/>
         </w:rPr>
         <w:t xml:space="preserve"> et s'enfuir dans </w:t>
       </w:r>
-      <w:hyperlink r:id="rId15">
-        <w:r>
-          <w:rPr>
-            <w:lang w:val="fr_FR" w:bidi="fr_FR"/>
-          </w:rPr>
-          <w:rPr>
-            <w:color w:val="0000EE"/>
-            <w:u w:val="single"/>
-          </w:rPr>
-          <w:t>1.3</w:t>
-        </w:r>
-      </w:hyperlink>
+      <w:r>
+        <w:rPr>
+          <w:lang w:val="fr_FR" w:bidi="fr_FR"/>
+        </w:rPr>
+        <w:t>1.3</w:t>
+      </w:r>
       <w:r>
         <w:rPr>
           <w:lang w:val="fr_FR" w:bidi="fr_FR"/>
@@ -6956,25 +6920,7 @@
         <w:rPr>
           <w:lang w:val="fr_FR" w:bidi="fr_FR"/>
         </w:rPr>
-        <w:t>au</w:t>
-      </w:r>
-      <w:hyperlink r:id="rId16">
-        <w:r>
-          <w:rPr>
-            <w:lang w:val="fr_FR" w:bidi="fr_FR"/>
-          </w:rPr>
-          <w:rPr>
-            <w:color w:val="0000EE"/>
-            <w:u w:val="single"/>
-          </w:rPr>
-          <w:t xml:space="preserve"> verset 11</w:t>
-        </w:r>
-      </w:hyperlink>
-      <w:r>
-        <w:rPr>
-          <w:lang w:val="fr_FR" w:bidi="fr_FR"/>
-        </w:rPr>
-        <w:t>.</w:t>
+        <w:t>au verset 11.</w:t>
       </w:r>
     </w:p>
     <w:p>
@@ -7170,18 +7116,12 @@
         </w:rPr>
         <w:t xml:space="preserve">Dans le texte hébreu, littéralement : « La mer avançait et tempêtait » ou continuait de s'agiter. Vérifiez comment vous avez choisi de traduire cette expression idiomatique dans </w:t>
       </w:r>
-      <w:hyperlink r:id="rId17">
-        <w:r>
-          <w:rPr>
-            <w:lang w:val="fr_FR" w:bidi="fr_FR"/>
-          </w:rPr>
-          <w:rPr>
-            <w:color w:val="0000EE"/>
-            <w:u w:val="single"/>
-          </w:rPr>
-          <w:t>1.11</w:t>
-        </w:r>
-      </w:hyperlink>
+      <w:r>
+        <w:rPr>
+          <w:lang w:val="fr_FR" w:bidi="fr_FR"/>
+        </w:rPr>
+        <w:t>1.11</w:t>
+      </w:r>
       <w:r>
         <w:rPr>
           <w:lang w:val="fr_FR" w:bidi="fr_FR"/>
@@ -8411,25 +8351,7 @@
         <w:rPr>
           <w:lang w:val="fr_FR" w:bidi="fr_FR"/>
         </w:rPr>
-        <w:t>Vérifiez comment vous avez traduit cette expression au</w:t>
-      </w:r>
-      <w:hyperlink r:id="rId16">
-        <w:r>
-          <w:rPr>
-            <w:lang w:val="fr_FR" w:bidi="fr_FR"/>
-          </w:rPr>
-          <w:rPr>
-            <w:color w:val="0000EE"/>
-            <w:u w:val="single"/>
-          </w:rPr>
-          <w:t xml:space="preserve"> verset 10</w:t>
-        </w:r>
-      </w:hyperlink>
-      <w:r>
-        <w:rPr>
-          <w:lang w:val="fr_FR" w:bidi="fr_FR"/>
-        </w:rPr>
-        <w:t>, mais il est possible que vous voudrez une traduction différente ici, car il s'agit d'un type de peur différent. Le danger de la tempête est passé ; maintenant, ils sont en admiration devant la puissance de l'Éternel. Traduction alternative : « alors les hommes furent grandement craintifs et émerveillés par la puissance de l'Éternel » ou « alors les hommes adorèrent l'Éternel avec une grande crainte et une grande admiration ».</w:t>
+        <w:t>Vérifiez comment vous avez traduit cette expression au verset 10, mais il est possible que vous voudrez une traduction différente ici, car il s'agit d'un type de peur différent. Le danger de la tempête est passé ; maintenant, ils sont en admiration devant la puissance de l'Éternel. Traduction alternative : « alors les hommes furent grandement craintifs et émerveillés par la puissance de l'Éternel » ou « alors les hommes adorèrent l'Éternel avec une grande crainte et une grande admiration ».</w:t>
       </w:r>
     </w:p>
     <w:p>
@@ -13641,18 +13563,12 @@
         </w:rPr>
         <w:t xml:space="preserve">Ici, Jonas fait une déclaration sur l'Éternel à la troisième personne dans le cadre de sa prière. Si cela n'est pas naturel dans votre langue, vous pouvez en faire une adresse à la deuxième personne en utilisant « tu ». Voir aussi la note concernant la phrase : « Dans ma détresse, j'ai invoqué l'Éternel » dans </w:t>
       </w:r>
-      <w:hyperlink r:id="rId18">
-        <w:r>
-          <w:rPr>
-            <w:lang w:val="fr_FR" w:bidi="fr_FR"/>
-          </w:rPr>
-          <w:rPr>
-            <w:color w:val="0000EE"/>
-            <w:u w:val="single"/>
-          </w:rPr>
-          <w:t>2.2</w:t>
-        </w:r>
-      </w:hyperlink>
+      <w:r>
+        <w:rPr>
+          <w:lang w:val="fr_FR" w:bidi="fr_FR"/>
+        </w:rPr>
+        <w:t>2.2</w:t>
+      </w:r>
       <w:r>
         <w:rPr>
           <w:lang w:val="fr_FR" w:bidi="fr_FR"/>
@@ -14451,36 +14367,24 @@
         </w:rPr>
         <w:t xml:space="preserve">Cette phrase introduit la deuxième partie de l'histoire de Jonas. La même phrase a introduit la première partie de l'histoire dans </w:t>
       </w:r>
-      <w:hyperlink r:id="rId19">
-        <w:r>
-          <w:rPr>
-            <w:lang w:val="fr_FR" w:bidi="fr_FR"/>
-          </w:rPr>
-          <w:rPr>
-            <w:color w:val="0000EE"/>
-            <w:u w:val="single"/>
-          </w:rPr>
-          <w:t>1.1</w:t>
-        </w:r>
-      </w:hyperlink>
+      <w:r>
+        <w:rPr>
+          <w:lang w:val="fr_FR" w:bidi="fr_FR"/>
+        </w:rPr>
+        <w:t>1.1</w:t>
+      </w:r>
       <w:r>
         <w:rPr>
           <w:lang w:val="fr_FR" w:bidi="fr_FR"/>
         </w:rPr>
         <w:t xml:space="preserve">. Vérifiez comment vous l'avez traduite dans ce verset. Sachant qu'elle introduit ici la deuxième partie de l'histoire, qu'est-ce qui est le plus naturel dans votre langue ? D'utiliser la même expression que dans </w:t>
       </w:r>
-      <w:hyperlink r:id="rId19">
-        <w:r>
-          <w:rPr>
-            <w:lang w:val="fr_FR" w:bidi="fr_FR"/>
-          </w:rPr>
-          <w:rPr>
-            <w:color w:val="0000EE"/>
-            <w:u w:val="single"/>
-          </w:rPr>
-          <w:t>1.1</w:t>
-        </w:r>
-      </w:hyperlink>
+      <w:r>
+        <w:rPr>
+          <w:lang w:val="fr_FR" w:bidi="fr_FR"/>
+        </w:rPr>
+        <w:t>1.1</w:t>
+      </w:r>
       <w:r>
         <w:rPr>
           <w:lang w:val="fr_FR" w:bidi="fr_FR"/>
@@ -14598,18 +14502,12 @@
         </w:rPr>
         <w:t xml:space="preserve">Il s'agit d'une expression idiomatique signifiant que l'Éternel a parlé ou communiqué son message d'une manière ou d'une autre. Vérifiez comment vous avez traduit cette expression dans </w:t>
       </w:r>
-      <w:hyperlink r:id="rId19">
-        <w:r>
-          <w:rPr>
-            <w:lang w:val="fr_FR" w:bidi="fr_FR"/>
-          </w:rPr>
-          <w:rPr>
-            <w:color w:val="0000EE"/>
-            <w:u w:val="single"/>
-          </w:rPr>
-          <w:t>1.1</w:t>
-        </w:r>
-      </w:hyperlink>
+      <w:r>
+        <w:rPr>
+          <w:lang w:val="fr_FR" w:bidi="fr_FR"/>
+        </w:rPr>
+        <w:t>1.1</w:t>
+      </w:r>
       <w:r>
         <w:rPr>
           <w:lang w:val="fr_FR" w:bidi="fr_FR"/>
@@ -14727,18 +14625,12 @@
         </w:rPr>
         <w:t xml:space="preserve">Ici, comme dans </w:t>
       </w:r>
-      <w:hyperlink r:id="rId14">
-        <w:r>
-          <w:rPr>
-            <w:lang w:val="fr_FR" w:bidi="fr_FR"/>
-          </w:rPr>
-          <w:rPr>
-            <w:color w:val="0000EE"/>
-            <w:u w:val="single"/>
-          </w:rPr>
-          <w:t>1.2</w:t>
-        </w:r>
-      </w:hyperlink>
+      <w:r>
+        <w:rPr>
+          <w:lang w:val="fr_FR" w:bidi="fr_FR"/>
+        </w:rPr>
+        <w:t>1.2</w:t>
+      </w:r>
       <w:r>
         <w:rPr>
           <w:lang w:val="fr_FR" w:bidi="fr_FR"/>
@@ -14862,36 +14754,24 @@
         </w:rPr>
         <w:t xml:space="preserve"> est une expression idiomatique signifiant que Jonas doit agir et obéir à l'ordre qui va être donné, qui est d'« aller » (« va »). Si cette expression n'a pas cette signification dans votre langue, vous pouvez utiliser une expression idiomatique qui a ce sens dans votre langue ou exprimer son sens clairement. Vérifiez comment vous avez traduit cette expression dans </w:t>
       </w:r>
-      <w:hyperlink r:id="rId14">
-        <w:r>
-          <w:rPr>
-            <w:lang w:val="fr_FR" w:bidi="fr_FR"/>
-          </w:rPr>
-          <w:rPr>
-            <w:color w:val="0000EE"/>
-            <w:u w:val="single"/>
-          </w:rPr>
-          <w:t>1.2</w:t>
-        </w:r>
-      </w:hyperlink>
+      <w:r>
+        <w:rPr>
+          <w:lang w:val="fr_FR" w:bidi="fr_FR"/>
+        </w:rPr>
+        <w:t>1.2</w:t>
+      </w:r>
       <w:r>
         <w:rPr>
           <w:lang w:val="fr_FR" w:bidi="fr_FR"/>
         </w:rPr>
         <w:t xml:space="preserve"> et </w:t>
       </w:r>
-      <w:hyperlink r:id="rId15">
-        <w:r>
-          <w:rPr>
-            <w:lang w:val="fr_FR" w:bidi="fr_FR"/>
-          </w:rPr>
-          <w:rPr>
-            <w:color w:val="0000EE"/>
-            <w:u w:val="single"/>
-          </w:rPr>
-          <w:t>1.3</w:t>
-        </w:r>
-      </w:hyperlink>
+      <w:r>
+        <w:rPr>
+          <w:lang w:val="fr_FR" w:bidi="fr_FR"/>
+        </w:rPr>
+        <w:t>1.3</w:t>
+      </w:r>
       <w:r>
         <w:rPr>
           <w:lang w:val="fr_FR" w:bidi="fr_FR"/>
@@ -15171,18 +15051,12 @@
         </w:rPr>
         <w:t xml:space="preserve"> en réponse à l'ordre de l'Éternel d'« aller ». Il s'était également levé en </w:t>
       </w:r>
-      <w:hyperlink r:id="rId15">
-        <w:r>
-          <w:rPr>
-            <w:lang w:val="fr_FR" w:bidi="fr_FR"/>
-          </w:rPr>
-          <w:rPr>
-            <w:color w:val="0000EE"/>
-            <w:u w:val="single"/>
-          </w:rPr>
-          <w:t>1.3</w:t>
-        </w:r>
-      </w:hyperlink>
+      <w:r>
+        <w:rPr>
+          <w:lang w:val="fr_FR" w:bidi="fr_FR"/>
+        </w:rPr>
+        <w:t>1.3</w:t>
+      </w:r>
       <w:r>
         <w:rPr>
           <w:lang w:val="fr_FR" w:bidi="fr_FR"/>
@@ -19199,18 +19073,12 @@
         </w:rPr>
         <w:t xml:space="preserve">Dans le verset 2, Jonas attribue une série de caractéristiques ou de qualités à Dieu. Un lecteur juif de ce livre reconnaîtrait cela comme la description que l'Éternel donne de lui-même quand il parle avec Moïse sur la montagne du Sinaï (voir </w:t>
       </w:r>
-      <w:hyperlink r:id="rId20">
-        <w:r>
-          <w:rPr>
-            <w:lang w:val="fr_FR" w:bidi="fr_FR"/>
-          </w:rPr>
-          <w:rPr>
-            <w:color w:val="0000EE"/>
-            <w:u w:val="single"/>
-          </w:rPr>
-          <w:t>Exode 34.6–7</w:t>
-        </w:r>
-      </w:hyperlink>
+      <w:r>
+        <w:rPr>
+          <w:lang w:val="fr_FR" w:bidi="fr_FR"/>
+        </w:rPr>
+        <w:t>Exode 34.6–7</w:t>
+      </w:r>
       <w:r>
         <w:rPr>
           <w:lang w:val="fr_FR" w:bidi="fr_FR"/>
@@ -19354,72 +19222,48 @@
         </w:rPr>
         <w:t xml:space="preserve">Le mot hébreu traduit par « mal » dans la LSG est très vaste, incluant le mal moral, le mal physique et tout ce qui est mauvais. Dieu ne fait jamais de mal moral. Au verset 1, l'auteur dit que Jonas considère l'acte de miséricorde de Dieu d'épargner le peuple de Ninive comme un mal. Au verset 2, Jonas décrit Dieu comme « renonçant au mal ». Au verset 6, la situation et l'attitude de Jonas sont décrites comme mauvaises. Cela se produit après la description des actions des habitants de Ninive comme mauvaises en </w:t>
       </w:r>
-      <w:hyperlink r:id="rId14">
-        <w:r>
-          <w:rPr>
-            <w:lang w:val="fr_FR" w:bidi="fr_FR"/>
-          </w:rPr>
-          <w:rPr>
-            <w:color w:val="0000EE"/>
-            <w:u w:val="single"/>
-          </w:rPr>
-          <w:t>1.2</w:t>
-        </w:r>
-      </w:hyperlink>
+      <w:r>
+        <w:rPr>
+          <w:lang w:val="fr_FR" w:bidi="fr_FR"/>
+        </w:rPr>
+        <w:t>1.2</w:t>
+      </w:r>
       <w:r>
         <w:rPr>
           <w:lang w:val="fr_FR" w:bidi="fr_FR"/>
         </w:rPr>
         <w:t xml:space="preserve">, </w:t>
       </w:r>
-      <w:hyperlink r:id="rId21">
-        <w:r>
-          <w:rPr>
-            <w:lang w:val="fr_FR" w:bidi="fr_FR"/>
-          </w:rPr>
-          <w:rPr>
-            <w:color w:val="0000EE"/>
-            <w:u w:val="single"/>
-          </w:rPr>
-          <w:t>3.8</w:t>
-        </w:r>
-      </w:hyperlink>
+      <w:r>
+        <w:rPr>
+          <w:lang w:val="fr_FR" w:bidi="fr_FR"/>
+        </w:rPr>
+        <w:t>3.8</w:t>
+      </w:r>
       <w:r>
         <w:rPr>
           <w:lang w:val="fr_FR" w:bidi="fr_FR"/>
         </w:rPr>
         <w:t xml:space="preserve"> et </w:t>
       </w:r>
-      <w:hyperlink r:id="rId22">
-        <w:r>
-          <w:rPr>
-            <w:lang w:val="fr_FR" w:bidi="fr_FR"/>
-          </w:rPr>
-          <w:rPr>
-            <w:color w:val="0000EE"/>
-            <w:u w:val="single"/>
-          </w:rPr>
-          <w:t>3.10</w:t>
-        </w:r>
-      </w:hyperlink>
+      <w:r>
+        <w:rPr>
+          <w:lang w:val="fr_FR" w:bidi="fr_FR"/>
+        </w:rPr>
+        <w:t>3.10</w:t>
+      </w:r>
       <w:r>
         <w:rPr>
           <w:lang w:val="fr_FR" w:bidi="fr_FR"/>
         </w:rPr>
         <w:t xml:space="preserve">, ainsi qu'après la situation des marins en </w:t>
       </w:r>
-      <w:hyperlink r:id="rId23">
-        <w:r>
-          <w:rPr>
-            <w:lang w:val="fr_FR" w:bidi="fr_FR"/>
-          </w:rPr>
-          <w:rPr>
-            <w:color w:val="0000EE"/>
-            <w:u w:val="single"/>
-          </w:rPr>
-          <w:t>1.7</w:t>
-        </w:r>
-      </w:hyperlink>
+      <w:r>
+        <w:rPr>
+          <w:lang w:val="fr_FR" w:bidi="fr_FR"/>
+        </w:rPr>
+        <w:t>1.7</w:t>
+      </w:r>
       <w:r>
         <w:rPr>
           <w:lang w:val="fr_FR" w:bidi="fr_FR"/>
@@ -20533,18 +20377,12 @@
         </w:rPr>
         <w:t xml:space="preserve"> fait désigne la destruction physique de la ville de Ninive et de ses habitants. Cela ne désigne pas le mal moral. Dans ce contexte, cette phrase signifie que Dieu peut changer d'avis concernant l'idée de châtier des personnes qui pèchent. Cela signie qu'il peut choisir d'agir différemment quand les pécheurs se repentent de leur péché. Vous pouvez inclure cette information si c'est utile à vos lecteurs. Voir la discussion sur le mal dans l'introduction du chapitre, et voir comment vous avez traduit ce mot dans </w:t>
       </w:r>
-      <w:hyperlink r:id="rId24">
-        <w:r>
-          <w:rPr>
-            <w:lang w:val="fr_FR" w:bidi="fr_FR"/>
-          </w:rPr>
-          <w:rPr>
-            <w:color w:val="0000EE"/>
-            <w:u w:val="single"/>
-          </w:rPr>
-          <w:t>4.1</w:t>
-        </w:r>
-      </w:hyperlink>
+      <w:r>
+        <w:rPr>
+          <w:lang w:val="fr_FR" w:bidi="fr_FR"/>
+        </w:rPr>
+        <w:t>4.1</w:t>
+      </w:r>
       <w:r>
         <w:rPr>
           <w:lang w:val="fr_FR" w:bidi="fr_FR"/>
@@ -20937,18 +20775,12 @@
         </w:rPr>
         <w:t xml:space="preserve"> est une expression idiomatique qui décrit la colère de Jonas comme un feu brûlant en lui (littéralement : « ça te brûle »). Si cette expression n'a pas ce sens dans votre langue, vous pouvez utiliser une expression idiomatique qui a ce sens dans votre langue ou en exprimer le sens clairement. Vérifiez comment vous l'avez traduit dans </w:t>
       </w:r>
-      <w:hyperlink r:id="rId24">
-        <w:r>
-          <w:rPr>
-            <w:lang w:val="fr_FR" w:bidi="fr_FR"/>
-          </w:rPr>
-          <w:rPr>
-            <w:color w:val="0000EE"/>
-            <w:u w:val="single"/>
-          </w:rPr>
-          <w:t>4.1</w:t>
-        </w:r>
-      </w:hyperlink>
+      <w:r>
+        <w:rPr>
+          <w:lang w:val="fr_FR" w:bidi="fr_FR"/>
+        </w:rPr>
+        <w:t>4.1</w:t>
+      </w:r>
       <w:r>
         <w:rPr>
           <w:lang w:val="fr_FR" w:bidi="fr_FR"/>
@@ -22621,18 +22453,12 @@
         </w:rPr>
         <w:t xml:space="preserve">Si c'est plus naturel dans votre langue, vous pouvez utiliser une citation directe. Traduction alternative : « Jonas dit : " Je veux mourir " » ou « Jonas se dit : " Je veux mourir " ». S'il est nécessaire de préciser à qui la demande est adressée, vous pouvez préciser que c'est à lui-même (option 2), ou à Dieu (voir </w:t>
       </w:r>
-      <w:hyperlink r:id="rId25">
-        <w:r>
-          <w:rPr>
-            <w:lang w:val="fr_FR" w:bidi="fr_FR"/>
-          </w:rPr>
-          <w:rPr>
-            <w:color w:val="0000EE"/>
-            <w:u w:val="single"/>
-          </w:rPr>
-          <w:t>4.3</w:t>
-        </w:r>
-      </w:hyperlink>
+      <w:r>
+        <w:rPr>
+          <w:lang w:val="fr_FR" w:bidi="fr_FR"/>
+        </w:rPr>
+        <w:t>4.3</w:t>
+      </w:r>
       <w:r>
         <w:rPr>
           <w:lang w:val="fr_FR" w:bidi="fr_FR"/>
@@ -22790,18 +22616,12 @@
         </w:rPr>
         <w:t xml:space="preserve">, vous pouvez exprimer la même idée avec d'autres mots. vérifiez comment vous avez traduit dans </w:t>
       </w:r>
-      <w:hyperlink r:id="rId25">
-        <w:r>
-          <w:rPr>
-            <w:lang w:val="fr_FR" w:bidi="fr_FR"/>
-          </w:rPr>
-          <w:rPr>
-            <w:color w:val="0000EE"/>
-            <w:u w:val="single"/>
-          </w:rPr>
-          <w:t>4.3</w:t>
-        </w:r>
-      </w:hyperlink>
+      <w:r>
+        <w:rPr>
+          <w:lang w:val="fr_FR" w:bidi="fr_FR"/>
+        </w:rPr>
+        <w:t>4.3</w:t>
+      </w:r>
       <w:r>
         <w:rPr>
           <w:lang w:val="fr_FR" w:bidi="fr_FR"/>
@@ -23083,18 +22903,12 @@
         </w:rPr>
         <w:t xml:space="preserve"> correspondent à une expression idiomatique qui décrit la colère de Jonas comme un feu ardent en lui. Vérifiez votre traduction dans </w:t>
       </w:r>
-      <w:hyperlink r:id="rId24">
-        <w:r>
-          <w:rPr>
-            <w:lang w:val="fr_FR" w:bidi="fr_FR"/>
-          </w:rPr>
-          <w:rPr>
-            <w:color w:val="0000EE"/>
-            <w:u w:val="single"/>
-          </w:rPr>
-          <w:t>4.1</w:t>
-        </w:r>
-      </w:hyperlink>
+      <w:r>
+        <w:rPr>
+          <w:lang w:val="fr_FR" w:bidi="fr_FR"/>
+        </w:rPr>
+        <w:t>4.1</w:t>
+      </w:r>
       <w:r>
         <w:rPr>
           <w:lang w:val="fr_FR" w:bidi="fr_FR"/>
@@ -23487,18 +23301,12 @@
         </w:rPr>
         <w:t xml:space="preserve"> associée au « tu » du verset </w:t>
       </w:r>
-      <w:hyperlink r:id="rId26">
-        <w:r>
-          <w:rPr>
-            <w:lang w:val="fr_FR" w:bidi="fr_FR"/>
-          </w:rPr>
-          <w:rPr>
-            <w:color w:val="0000EE"/>
-            <w:u w:val="single"/>
-          </w:rPr>
-          <w:t>10</w:t>
-        </w:r>
-      </w:hyperlink>
+      <w:r>
+        <w:rPr>
+          <w:lang w:val="fr_FR" w:bidi="fr_FR"/>
+        </w:rPr>
+        <w:t>10</w:t>
+      </w:r>
       <w:r>
         <w:rPr>
           <w:lang w:val="fr_FR" w:bidi="fr_FR"/>
